--- a/docs/Bachelor docs/ELAR/Dodatok_Tokar_DY.docx
+++ b/docs/Bachelor docs/ELAR/Dodatok_Tokar_DY.docx
@@ -10,8 +10,6 @@
         </w:rPr>
       </w:pPr>
       <w:bookmarkStart w:id="0" w:name="_Toc232715818"/>
-      <w:bookmarkStart w:id="1" w:name="_GoBack"/>
-      <w:bookmarkEnd w:id="1"/>
       <w:r>
         <w:rPr>
           <w:lang w:val="ru-RU"/>
@@ -112,9 +110,9 @@
           <w:noProof/>
         </w:rPr>
         <w:drawing>
-          <wp:inline distT="0" distB="0" distL="0" distR="0" wp14:anchorId="5AFE3139" wp14:editId="4C801700">
+          <wp:inline distT="0" distB="0" distL="0" distR="0" wp14:anchorId="587C7E9D" wp14:editId="3B123795">
             <wp:extent cx="5354726" cy="7483102"/>
-            <wp:effectExtent l="0" t="0" r="0" b="3810"/>
+            <wp:effectExtent l="19050" t="19050" r="17780" b="22860"/>
             <wp:docPr id="34" name="Рисунок 34"/>
             <wp:cNvGraphicFramePr>
               <a:graphicFrameLocks xmlns:a="http://schemas.openxmlformats.org/drawingml/2006/main" noChangeAspect="1"/>
@@ -140,6 +138,11 @@
                     <a:prstGeom prst="rect">
                       <a:avLst/>
                     </a:prstGeom>
+                    <a:ln w="12700">
+                      <a:solidFill>
+                        <a:schemeClr val="tx1"/>
+                      </a:solidFill>
+                    </a:ln>
                   </pic:spPr>
                 </pic:pic>
               </a:graphicData>
@@ -171,7 +174,7 @@
           <w:lang w:val="ru-RU"/>
         </w:rPr>
       </w:pPr>
-      <w:bookmarkStart w:id="2" w:name="_Toc232715819"/>
+      <w:bookmarkStart w:id="1" w:name="_Toc232715819"/>
       <w:r>
         <w:rPr>
           <w:lang w:val="ru-RU"/>
@@ -179,7 +182,7 @@
         <w:lastRenderedPageBreak/>
         <w:t>ДОДАТОК Б</w:t>
       </w:r>
-      <w:bookmarkEnd w:id="2"/>
+      <w:bookmarkEnd w:id="1"/>
     </w:p>
     <w:p>
       <w:pPr>
@@ -198,7 +201,9 @@
     </w:p>
     <w:p>
       <w:pPr>
-        <w:ind w:left="709" w:hanging="709"/>
+        <w:spacing w:line="240" w:lineRule="auto"/>
+        <w:ind w:firstLine="0"/>
+        <w:jc w:val="center"/>
         <w:rPr>
           <w:lang w:val="uk-UA"/>
         </w:rPr>
@@ -208,9 +213,9 @@
           <w:noProof/>
         </w:rPr>
         <w:drawing>
-          <wp:inline distT="0" distB="0" distL="0" distR="0" wp14:anchorId="36F39801" wp14:editId="40819D7C">
+          <wp:inline distT="0" distB="0" distL="0" distR="0" wp14:anchorId="44EB3435" wp14:editId="0E3EB05F">
             <wp:extent cx="6096851" cy="3429479"/>
-            <wp:effectExtent l="0" t="0" r="0" b="0"/>
+            <wp:effectExtent l="19050" t="19050" r="18415" b="19050"/>
             <wp:docPr id="35" name="Рисунок 35"/>
             <wp:cNvGraphicFramePr>
               <a:graphicFrameLocks xmlns:a="http://schemas.openxmlformats.org/drawingml/2006/main" noChangeAspect="1"/>
@@ -236,6 +241,11 @@
                     <a:prstGeom prst="rect">
                       <a:avLst/>
                     </a:prstGeom>
+                    <a:ln w="12700">
+                      <a:solidFill>
+                        <a:schemeClr val="tx1"/>
+                      </a:solidFill>
+                    </a:ln>
                   </pic:spPr>
                 </pic:pic>
               </a:graphicData>
@@ -243,18 +253,26 @@
           </wp:inline>
         </w:drawing>
       </w:r>
-    </w:p>
-    <w:p>
-      <w:pPr>
-        <w:ind w:left="709" w:hanging="709"/>
-        <w:rPr>
-          <w:lang w:val="uk-UA"/>
-        </w:rPr>
-      </w:pPr>
-    </w:p>
-    <w:p>
-      <w:pPr>
-        <w:ind w:left="709" w:hanging="709"/>
+      <w:r>
+        <w:rPr>
+          <w:lang w:val="uk-UA"/>
+        </w:rPr>
+        <w:t>Рисунок Б.1 – Титульний слайд</w:t>
+      </w:r>
+    </w:p>
+    <w:p>
+      <w:pPr>
+        <w:ind w:firstLine="0"/>
+        <w:rPr>
+          <w:lang w:val="uk-UA"/>
+        </w:rPr>
+      </w:pPr>
+    </w:p>
+    <w:p>
+      <w:pPr>
+        <w:spacing w:line="240" w:lineRule="auto"/>
+        <w:ind w:left="709" w:hanging="709"/>
+        <w:jc w:val="center"/>
         <w:rPr>
           <w:lang w:val="uk-UA"/>
         </w:rPr>
@@ -264,9 +282,9 @@
           <w:noProof/>
         </w:rPr>
         <w:drawing>
-          <wp:inline distT="0" distB="0" distL="0" distR="0" wp14:anchorId="78A0C178" wp14:editId="6EA0271A">
+          <wp:inline distT="0" distB="0" distL="0" distR="0" wp14:anchorId="1600DB32" wp14:editId="39E5C6DC">
             <wp:extent cx="6096851" cy="3429479"/>
-            <wp:effectExtent l="0" t="0" r="0" b="0"/>
+            <wp:effectExtent l="19050" t="19050" r="18415" b="19050"/>
             <wp:docPr id="37" name="Рисунок 37"/>
             <wp:cNvGraphicFramePr>
               <a:graphicFrameLocks xmlns:a="http://schemas.openxmlformats.org/drawingml/2006/main" noChangeAspect="1"/>
@@ -292,6 +310,11 @@
                     <a:prstGeom prst="rect">
                       <a:avLst/>
                     </a:prstGeom>
+                    <a:ln w="12700">
+                      <a:solidFill>
+                        <a:schemeClr val="tx1"/>
+                      </a:solidFill>
+                    </a:ln>
                   </pic:spPr>
                 </pic:pic>
               </a:graphicData>
@@ -302,7 +325,25 @@
     </w:p>
     <w:p>
       <w:pPr>
-        <w:ind w:left="709" w:hanging="709"/>
+        <w:spacing w:line="240" w:lineRule="auto"/>
+        <w:ind w:left="709" w:hanging="709"/>
+        <w:jc w:val="center"/>
+        <w:rPr>
+          <w:lang w:val="uk-UA"/>
+        </w:rPr>
+      </w:pPr>
+      <w:r>
+        <w:rPr>
+          <w:lang w:val="uk-UA"/>
+        </w:rPr>
+        <w:t>Рисунок Б.2 – Слайд «Мета роботи»</w:t>
+      </w:r>
+    </w:p>
+    <w:p>
+      <w:pPr>
+        <w:spacing w:line="240" w:lineRule="auto"/>
+        <w:ind w:left="709" w:hanging="709"/>
+        <w:jc w:val="center"/>
         <w:rPr>
           <w:lang w:val="uk-UA"/>
         </w:rPr>
@@ -313,9 +354,9 @@
         </w:rPr>
         <w:lastRenderedPageBreak/>
         <w:drawing>
-          <wp:inline distT="0" distB="0" distL="0" distR="0" wp14:anchorId="72DAFFFC" wp14:editId="21E16F96">
+          <wp:inline distT="0" distB="0" distL="0" distR="0" wp14:anchorId="3F0ABA84" wp14:editId="19A23691">
             <wp:extent cx="6096851" cy="3429479"/>
-            <wp:effectExtent l="0" t="0" r="0" b="0"/>
+            <wp:effectExtent l="19050" t="19050" r="18415" b="19050"/>
             <wp:docPr id="38" name="Рисунок 38"/>
             <wp:cNvGraphicFramePr>
               <a:graphicFrameLocks xmlns:a="http://schemas.openxmlformats.org/drawingml/2006/main" noChangeAspect="1"/>
@@ -341,6 +382,11 @@
                     <a:prstGeom prst="rect">
                       <a:avLst/>
                     </a:prstGeom>
+                    <a:ln w="12700">
+                      <a:solidFill>
+                        <a:schemeClr val="tx1"/>
+                      </a:solidFill>
+                    </a:ln>
                   </pic:spPr>
                 </pic:pic>
               </a:graphicData>
@@ -351,14 +397,31 @@
     </w:p>
     <w:p>
       <w:pPr>
-        <w:ind w:left="709" w:hanging="709"/>
-        <w:rPr>
-          <w:lang w:val="uk-UA"/>
-        </w:rPr>
-      </w:pPr>
-    </w:p>
-    <w:p>
-      <w:pPr>
+        <w:spacing w:line="240" w:lineRule="auto"/>
+        <w:ind w:left="709" w:hanging="709"/>
+        <w:jc w:val="center"/>
+        <w:rPr>
+          <w:lang w:val="uk-UA"/>
+        </w:rPr>
+      </w:pPr>
+      <w:r>
+        <w:rPr>
+          <w:lang w:val="uk-UA"/>
+        </w:rPr>
+        <w:t>Рисунок Б.3 – Слайд «Аналіз предметної області»</w:t>
+      </w:r>
+    </w:p>
+    <w:p>
+      <w:pPr>
+        <w:ind w:left="709" w:hanging="709"/>
+        <w:rPr>
+          <w:lang w:val="uk-UA"/>
+        </w:rPr>
+      </w:pPr>
+    </w:p>
+    <w:p>
+      <w:pPr>
+        <w:spacing w:line="240" w:lineRule="auto"/>
         <w:ind w:left="709" w:hanging="709"/>
         <w:rPr>
           <w:lang w:val="uk-UA"/>
@@ -369,9 +432,9 @@
           <w:noProof/>
         </w:rPr>
         <w:drawing>
-          <wp:inline distT="0" distB="0" distL="0" distR="0" wp14:anchorId="38A7896C" wp14:editId="25B2EB4F">
+          <wp:inline distT="0" distB="0" distL="0" distR="0" wp14:anchorId="7F141FA1" wp14:editId="420E6437">
             <wp:extent cx="6096851" cy="3429479"/>
-            <wp:effectExtent l="0" t="0" r="0" b="0"/>
+            <wp:effectExtent l="19050" t="19050" r="18415" b="19050"/>
             <wp:docPr id="39" name="Рисунок 39"/>
             <wp:cNvGraphicFramePr>
               <a:graphicFrameLocks xmlns:a="http://schemas.openxmlformats.org/drawingml/2006/main" noChangeAspect="1"/>
@@ -397,6 +460,11 @@
                     <a:prstGeom prst="rect">
                       <a:avLst/>
                     </a:prstGeom>
+                    <a:ln w="12700">
+                      <a:solidFill>
+                        <a:schemeClr val="tx1"/>
+                      </a:solidFill>
+                    </a:ln>
                   </pic:spPr>
                 </pic:pic>
               </a:graphicData>
@@ -407,6 +475,31 @@
     </w:p>
     <w:p>
       <w:pPr>
+        <w:spacing w:line="240" w:lineRule="auto"/>
+        <w:ind w:left="709" w:hanging="709"/>
+        <w:jc w:val="center"/>
+        <w:rPr>
+          <w:lang w:val="uk-UA"/>
+        </w:rPr>
+      </w:pPr>
+      <w:r>
+        <w:rPr>
+          <w:lang w:val="uk-UA"/>
+        </w:rPr>
+        <w:t>Рисунок Б.4 – Слайд «Концепція системи»</w:t>
+      </w:r>
+    </w:p>
+    <w:p>
+      <w:pPr>
+        <w:ind w:left="709" w:hanging="709"/>
+        <w:rPr>
+          <w:lang w:val="uk-UA"/>
+        </w:rPr>
+      </w:pPr>
+    </w:p>
+    <w:p>
+      <w:pPr>
+        <w:spacing w:line="240" w:lineRule="auto"/>
         <w:ind w:left="709" w:hanging="709"/>
         <w:rPr>
           <w:lang w:val="uk-UA"/>
@@ -418,9 +511,9 @@
         </w:rPr>
         <w:lastRenderedPageBreak/>
         <w:drawing>
-          <wp:inline distT="0" distB="0" distL="0" distR="0" wp14:anchorId="2355FF5D" wp14:editId="657EE158">
+          <wp:inline distT="0" distB="0" distL="0" distR="0" wp14:anchorId="3D276E38" wp14:editId="2CBC24D3">
             <wp:extent cx="6096851" cy="3429479"/>
-            <wp:effectExtent l="0" t="0" r="0" b="0"/>
+            <wp:effectExtent l="19050" t="19050" r="18415" b="19050"/>
             <wp:docPr id="40" name="Рисунок 40"/>
             <wp:cNvGraphicFramePr>
               <a:graphicFrameLocks xmlns:a="http://schemas.openxmlformats.org/drawingml/2006/main" noChangeAspect="1"/>
@@ -446,6 +539,11 @@
                     <a:prstGeom prst="rect">
                       <a:avLst/>
                     </a:prstGeom>
+                    <a:ln w="12700">
+                      <a:solidFill>
+                        <a:schemeClr val="tx1"/>
+                      </a:solidFill>
+                    </a:ln>
                   </pic:spPr>
                 </pic:pic>
               </a:graphicData>
@@ -456,14 +554,31 @@
     </w:p>
     <w:p>
       <w:pPr>
-        <w:ind w:left="709" w:hanging="709"/>
-        <w:rPr>
-          <w:lang w:val="uk-UA"/>
-        </w:rPr>
-      </w:pPr>
-    </w:p>
-    <w:p>
-      <w:pPr>
+        <w:spacing w:line="240" w:lineRule="auto"/>
+        <w:ind w:left="709" w:hanging="709"/>
+        <w:jc w:val="center"/>
+        <w:rPr>
+          <w:lang w:val="uk-UA"/>
+        </w:rPr>
+      </w:pPr>
+      <w:r>
+        <w:rPr>
+          <w:lang w:val="uk-UA"/>
+        </w:rPr>
+        <w:t>Рисунок Б.5 – Слайд «Технологічний стек та архітектура»</w:t>
+      </w:r>
+    </w:p>
+    <w:p>
+      <w:pPr>
+        <w:ind w:firstLine="0"/>
+        <w:rPr>
+          <w:lang w:val="uk-UA"/>
+        </w:rPr>
+      </w:pPr>
+    </w:p>
+    <w:p>
+      <w:pPr>
+        <w:spacing w:line="240" w:lineRule="auto"/>
         <w:ind w:left="709" w:hanging="709"/>
         <w:rPr>
           <w:lang w:val="uk-UA"/>
@@ -474,9 +589,9 @@
           <w:noProof/>
         </w:rPr>
         <w:drawing>
-          <wp:inline distT="0" distB="0" distL="0" distR="0" wp14:anchorId="3FCDB7C4" wp14:editId="3C58DFC0">
+          <wp:inline distT="0" distB="0" distL="0" distR="0" wp14:anchorId="48DD7B42" wp14:editId="73CE6D30">
             <wp:extent cx="6096851" cy="3429479"/>
-            <wp:effectExtent l="0" t="0" r="0" b="0"/>
+            <wp:effectExtent l="19050" t="19050" r="18415" b="19050"/>
             <wp:docPr id="41" name="Рисунок 41"/>
             <wp:cNvGraphicFramePr>
               <a:graphicFrameLocks xmlns:a="http://schemas.openxmlformats.org/drawingml/2006/main" noChangeAspect="1"/>
@@ -502,6 +617,11 @@
                     <a:prstGeom prst="rect">
                       <a:avLst/>
                     </a:prstGeom>
+                    <a:ln w="12700">
+                      <a:solidFill>
+                        <a:schemeClr val="tx1"/>
+                      </a:solidFill>
+                    </a:ln>
                   </pic:spPr>
                 </pic:pic>
               </a:graphicData>
@@ -512,6 +632,63 @@
     </w:p>
     <w:p>
       <w:pPr>
+        <w:spacing w:line="240" w:lineRule="auto"/>
+        <w:ind w:left="709" w:hanging="709"/>
+        <w:jc w:val="center"/>
+        <w:rPr>
+          <w:lang w:val="uk-UA"/>
+        </w:rPr>
+      </w:pPr>
+      <w:r>
+        <w:rPr>
+          <w:lang w:val="uk-UA"/>
+        </w:rPr>
+        <w:t xml:space="preserve">Рисунок Б.6 – Слайд «Проектування </w:t>
+      </w:r>
+      <w:r>
+        <w:t>use</w:t>
+      </w:r>
+      <w:r>
+        <w:rPr>
+          <w:lang w:val="ru-RU"/>
+        </w:rPr>
+        <w:t xml:space="preserve"> </w:t>
+      </w:r>
+      <w:r>
+        <w:t>case</w:t>
+      </w:r>
+      <w:r>
+        <w:rPr>
+          <w:lang w:val="ru-RU"/>
+        </w:rPr>
+        <w:t xml:space="preserve"> </w:t>
+      </w:r>
+      <w:proofErr w:type="spellStart"/>
+      <w:r>
+        <w:rPr>
+          <w:lang w:val="ru-RU"/>
+        </w:rPr>
+        <w:t>діаграм</w:t>
+      </w:r>
+      <w:proofErr w:type="spellEnd"/>
+      <w:r>
+        <w:rPr>
+          <w:lang w:val="ru-RU"/>
+        </w:rPr>
+        <w:t>»</w:t>
+      </w:r>
+    </w:p>
+    <w:p>
+      <w:pPr>
+        <w:ind w:left="709" w:hanging="709"/>
+        <w:rPr>
+          <w:lang w:val="uk-UA"/>
+        </w:rPr>
+      </w:pPr>
+    </w:p>
+    <w:p>
+      <w:pPr>
+        <w:spacing w:line="240" w:lineRule="auto"/>
         <w:ind w:left="709" w:hanging="709"/>
         <w:rPr>
           <w:lang w:val="uk-UA"/>
@@ -523,9 +700,9 @@
         </w:rPr>
         <w:lastRenderedPageBreak/>
         <w:drawing>
-          <wp:inline distT="0" distB="0" distL="0" distR="0" wp14:anchorId="2124CC4B" wp14:editId="6833E1C3">
+          <wp:inline distT="0" distB="0" distL="0" distR="0" wp14:anchorId="513FBEF3" wp14:editId="158D5B81">
             <wp:extent cx="6096851" cy="3429479"/>
-            <wp:effectExtent l="0" t="0" r="0" b="0"/>
+            <wp:effectExtent l="19050" t="19050" r="18415" b="19050"/>
             <wp:docPr id="42" name="Рисунок 42"/>
             <wp:cNvGraphicFramePr>
               <a:graphicFrameLocks xmlns:a="http://schemas.openxmlformats.org/drawingml/2006/main" noChangeAspect="1"/>
@@ -551,6 +728,11 @@
                     <a:prstGeom prst="rect">
                       <a:avLst/>
                     </a:prstGeom>
+                    <a:ln w="12700">
+                      <a:solidFill>
+                        <a:schemeClr val="tx1"/>
+                      </a:solidFill>
+                    </a:ln>
                   </pic:spPr>
                 </pic:pic>
               </a:graphicData>
@@ -561,14 +743,46 @@
     </w:p>
     <w:p>
       <w:pPr>
-        <w:ind w:left="709" w:hanging="709"/>
-        <w:rPr>
-          <w:lang w:val="uk-UA"/>
-        </w:rPr>
-      </w:pPr>
-    </w:p>
-    <w:p>
-      <w:pPr>
+        <w:spacing w:line="240" w:lineRule="auto"/>
+        <w:ind w:left="709" w:hanging="709"/>
+        <w:jc w:val="center"/>
+        <w:rPr>
+          <w:lang w:val="uk-UA"/>
+        </w:rPr>
+      </w:pPr>
+      <w:r>
+        <w:rPr>
+          <w:lang w:val="uk-UA"/>
+        </w:rPr>
+        <w:t>Рисунок Б.7 – Слайд «</w:t>
+      </w:r>
+      <w:r>
+        <w:t>Sequence</w:t>
+      </w:r>
+      <w:r>
+        <w:rPr>
+          <w:lang w:val="ru-RU"/>
+        </w:rPr>
+        <w:t xml:space="preserve"> </w:t>
+      </w:r>
+      <w:r>
+        <w:rPr>
+          <w:lang w:val="uk-UA"/>
+        </w:rPr>
+        <w:t>діаграми»</w:t>
+      </w:r>
+    </w:p>
+    <w:p>
+      <w:pPr>
+        <w:ind w:firstLine="0"/>
+        <w:rPr>
+          <w:lang w:val="uk-UA"/>
+        </w:rPr>
+      </w:pPr>
+    </w:p>
+    <w:p>
+      <w:pPr>
+        <w:spacing w:line="240" w:lineRule="auto"/>
         <w:ind w:left="709" w:hanging="709"/>
         <w:rPr>
           <w:lang w:val="uk-UA"/>
@@ -579,9 +793,9 @@
           <w:noProof/>
         </w:rPr>
         <w:drawing>
-          <wp:inline distT="0" distB="0" distL="0" distR="0" wp14:anchorId="67089A6C" wp14:editId="6A8A0C61">
+          <wp:inline distT="0" distB="0" distL="0" distR="0" wp14:anchorId="6AFC1490" wp14:editId="63ADDB0F">
             <wp:extent cx="6096851" cy="3429479"/>
-            <wp:effectExtent l="0" t="0" r="0" b="0"/>
+            <wp:effectExtent l="19050" t="19050" r="18415" b="19050"/>
             <wp:docPr id="43" name="Рисунок 43"/>
             <wp:cNvGraphicFramePr>
               <a:graphicFrameLocks xmlns:a="http://schemas.openxmlformats.org/drawingml/2006/main" noChangeAspect="1"/>
@@ -607,6 +821,11 @@
                     <a:prstGeom prst="rect">
                       <a:avLst/>
                     </a:prstGeom>
+                    <a:ln w="12700">
+                      <a:solidFill>
+                        <a:schemeClr val="tx1"/>
+                      </a:solidFill>
+                    </a:ln>
                   </pic:spPr>
                 </pic:pic>
               </a:graphicData>
@@ -617,6 +836,31 @@
     </w:p>
     <w:p>
       <w:pPr>
+        <w:spacing w:line="240" w:lineRule="auto"/>
+        <w:ind w:left="709" w:hanging="709"/>
+        <w:jc w:val="center"/>
+        <w:rPr>
+          <w:lang w:val="uk-UA"/>
+        </w:rPr>
+      </w:pPr>
+      <w:r>
+        <w:rPr>
+          <w:lang w:val="uk-UA"/>
+        </w:rPr>
+        <w:t>Рисунок Б.8 – Слайд «Структура бази даних»</w:t>
+      </w:r>
+    </w:p>
+    <w:p>
+      <w:pPr>
+        <w:ind w:left="709" w:hanging="709"/>
+        <w:rPr>
+          <w:lang w:val="uk-UA"/>
+        </w:rPr>
+      </w:pPr>
+    </w:p>
+    <w:p>
+      <w:pPr>
+        <w:spacing w:line="240" w:lineRule="auto"/>
         <w:ind w:left="709" w:hanging="709"/>
         <w:rPr>
           <w:lang w:val="uk-UA"/>
@@ -628,9 +872,9 @@
         </w:rPr>
         <w:lastRenderedPageBreak/>
         <w:drawing>
-          <wp:inline distT="0" distB="0" distL="0" distR="0" wp14:anchorId="2F87020E" wp14:editId="1E368920">
+          <wp:inline distT="0" distB="0" distL="0" distR="0" wp14:anchorId="1FB9CD4E" wp14:editId="3605F0AB">
             <wp:extent cx="6096851" cy="3429479"/>
-            <wp:effectExtent l="0" t="0" r="0" b="0"/>
+            <wp:effectExtent l="19050" t="19050" r="18415" b="19050"/>
             <wp:docPr id="44" name="Рисунок 44"/>
             <wp:cNvGraphicFramePr>
               <a:graphicFrameLocks xmlns:a="http://schemas.openxmlformats.org/drawingml/2006/main" noChangeAspect="1"/>
@@ -656,6 +900,11 @@
                     <a:prstGeom prst="rect">
                       <a:avLst/>
                     </a:prstGeom>
+                    <a:ln w="12700">
+                      <a:solidFill>
+                        <a:schemeClr val="tx1"/>
+                      </a:solidFill>
+                    </a:ln>
                   </pic:spPr>
                 </pic:pic>
               </a:graphicData>
@@ -666,14 +915,45 @@
     </w:p>
     <w:p>
       <w:pPr>
-        <w:ind w:left="709" w:hanging="709"/>
-        <w:rPr>
-          <w:lang w:val="uk-UA"/>
-        </w:rPr>
-      </w:pPr>
-    </w:p>
-    <w:p>
-      <w:pPr>
+        <w:spacing w:line="240" w:lineRule="auto"/>
+        <w:ind w:left="709" w:hanging="709"/>
+        <w:jc w:val="center"/>
+        <w:rPr>
+          <w:lang w:val="uk-UA"/>
+        </w:rPr>
+      </w:pPr>
+      <w:r>
+        <w:rPr>
+          <w:lang w:val="uk-UA"/>
+        </w:rPr>
+        <w:t>Рисунок Б.9 – Слайд «</w:t>
+      </w:r>
+      <w:proofErr w:type="spellStart"/>
+      <w:r>
+        <w:rPr>
+          <w:lang w:val="uk-UA"/>
+        </w:rPr>
+        <w:t>Приклдаи</w:t>
+      </w:r>
+      <w:proofErr w:type="spellEnd"/>
+      <w:r>
+        <w:rPr>
+          <w:lang w:val="uk-UA"/>
+        </w:rPr>
+        <w:t xml:space="preserve"> реалізації»</w:t>
+      </w:r>
+    </w:p>
+    <w:p>
+      <w:pPr>
+        <w:ind w:firstLine="0"/>
+        <w:rPr>
+          <w:lang w:val="uk-UA"/>
+        </w:rPr>
+      </w:pPr>
+    </w:p>
+    <w:p>
+      <w:pPr>
+        <w:spacing w:line="240" w:lineRule="auto"/>
         <w:ind w:left="709" w:hanging="709"/>
         <w:rPr>
           <w:lang w:val="uk-UA"/>
@@ -684,9 +964,9 @@
           <w:noProof/>
         </w:rPr>
         <w:drawing>
-          <wp:inline distT="0" distB="0" distL="0" distR="0" wp14:anchorId="03863C76" wp14:editId="1C0464C3">
+          <wp:inline distT="0" distB="0" distL="0" distR="0" wp14:anchorId="1CEEA6F7" wp14:editId="0A881937">
             <wp:extent cx="6096851" cy="3429479"/>
-            <wp:effectExtent l="0" t="0" r="0" b="0"/>
+            <wp:effectExtent l="19050" t="19050" r="18415" b="19050"/>
             <wp:docPr id="45" name="Рисунок 45"/>
             <wp:cNvGraphicFramePr>
               <a:graphicFrameLocks xmlns:a="http://schemas.openxmlformats.org/drawingml/2006/main" noChangeAspect="1"/>
@@ -712,6 +992,11 @@
                     <a:prstGeom prst="rect">
                       <a:avLst/>
                     </a:prstGeom>
+                    <a:ln w="12700">
+                      <a:solidFill>
+                        <a:schemeClr val="tx1"/>
+                      </a:solidFill>
+                    </a:ln>
                   </pic:spPr>
                 </pic:pic>
               </a:graphicData>
@@ -722,6 +1007,32 @@
     </w:p>
     <w:p>
       <w:pPr>
+        <w:spacing w:line="240" w:lineRule="auto"/>
+        <w:ind w:left="709" w:hanging="709"/>
+        <w:jc w:val="center"/>
+        <w:rPr>
+          <w:lang w:val="uk-UA"/>
+        </w:rPr>
+      </w:pPr>
+      <w:r>
+        <w:rPr>
+          <w:lang w:val="uk-UA"/>
+        </w:rPr>
+        <w:t xml:space="preserve">Рисунок Б.10 – Слайд «Інтерфейси» </w:t>
+      </w:r>
+    </w:p>
+    <w:p>
+      <w:pPr>
+        <w:spacing w:line="240" w:lineRule="auto"/>
+        <w:ind w:left="709" w:hanging="709"/>
+        <w:rPr>
+          <w:lang w:val="uk-UA"/>
+        </w:rPr>
+      </w:pPr>
+    </w:p>
+    <w:p>
+      <w:pPr>
+        <w:spacing w:line="240" w:lineRule="auto"/>
         <w:ind w:left="709" w:hanging="709"/>
         <w:rPr>
           <w:lang w:val="uk-UA"/>
@@ -733,9 +1044,9 @@
         </w:rPr>
         <w:lastRenderedPageBreak/>
         <w:drawing>
-          <wp:inline distT="0" distB="0" distL="0" distR="0" wp14:anchorId="57B9648E" wp14:editId="635C61CD">
+          <wp:inline distT="0" distB="0" distL="0" distR="0" wp14:anchorId="223C1166" wp14:editId="7574354B">
             <wp:extent cx="6096851" cy="3429479"/>
-            <wp:effectExtent l="0" t="0" r="0" b="0"/>
+            <wp:effectExtent l="19050" t="19050" r="18415" b="19050"/>
             <wp:docPr id="46" name="Рисунок 46"/>
             <wp:cNvGraphicFramePr>
               <a:graphicFrameLocks xmlns:a="http://schemas.openxmlformats.org/drawingml/2006/main" noChangeAspect="1"/>
@@ -761,6 +1072,11 @@
                     <a:prstGeom prst="rect">
                       <a:avLst/>
                     </a:prstGeom>
+                    <a:ln w="12700">
+                      <a:solidFill>
+                        <a:schemeClr val="tx1"/>
+                      </a:solidFill>
+                    </a:ln>
                   </pic:spPr>
                 </pic:pic>
               </a:graphicData>
@@ -771,14 +1087,31 @@
     </w:p>
     <w:p>
       <w:pPr>
-        <w:ind w:left="709" w:hanging="709"/>
-        <w:rPr>
-          <w:lang w:val="uk-UA"/>
-        </w:rPr>
-      </w:pPr>
-    </w:p>
-    <w:p>
-      <w:pPr>
+        <w:spacing w:line="240" w:lineRule="auto"/>
+        <w:ind w:left="709" w:hanging="709"/>
+        <w:jc w:val="center"/>
+        <w:rPr>
+          <w:lang w:val="uk-UA"/>
+        </w:rPr>
+      </w:pPr>
+      <w:r>
+        <w:rPr>
+          <w:lang w:val="uk-UA"/>
+        </w:rPr>
+        <w:t>Рисунок Б.11 – Слайд «Тестування»</w:t>
+      </w:r>
+    </w:p>
+    <w:p>
+      <w:pPr>
+        <w:ind w:left="709" w:hanging="709"/>
+        <w:rPr>
+          <w:lang w:val="uk-UA"/>
+        </w:rPr>
+      </w:pPr>
+    </w:p>
+    <w:p>
+      <w:pPr>
+        <w:spacing w:line="240" w:lineRule="auto"/>
         <w:ind w:left="709" w:hanging="709"/>
         <w:rPr>
           <w:lang w:val="uk-UA"/>
@@ -789,9 +1122,9 @@
           <w:noProof/>
         </w:rPr>
         <w:drawing>
-          <wp:inline distT="0" distB="0" distL="0" distR="0" wp14:anchorId="3BEAC83D" wp14:editId="4C953881">
+          <wp:inline distT="0" distB="0" distL="0" distR="0" wp14:anchorId="062D63C7" wp14:editId="16598191">
             <wp:extent cx="6096851" cy="3429479"/>
-            <wp:effectExtent l="0" t="0" r="0" b="0"/>
+            <wp:effectExtent l="19050" t="19050" r="18415" b="19050"/>
             <wp:docPr id="47" name="Рисунок 47"/>
             <wp:cNvGraphicFramePr>
               <a:graphicFrameLocks xmlns:a="http://schemas.openxmlformats.org/drawingml/2006/main" noChangeAspect="1"/>
@@ -817,6 +1150,11 @@
                     <a:prstGeom prst="rect">
                       <a:avLst/>
                     </a:prstGeom>
+                    <a:ln w="12700">
+                      <a:solidFill>
+                        <a:schemeClr val="tx1"/>
+                      </a:solidFill>
+                    </a:ln>
                   </pic:spPr>
                 </pic:pic>
               </a:graphicData>
@@ -824,6 +1162,26 @@
           </wp:inline>
         </w:drawing>
       </w:r>
+    </w:p>
+    <w:p>
+      <w:pPr>
+        <w:spacing w:line="240" w:lineRule="auto"/>
+        <w:ind w:left="709" w:hanging="709"/>
+        <w:jc w:val="center"/>
+        <w:rPr>
+          <w:lang w:val="uk-UA"/>
+        </w:rPr>
+      </w:pPr>
+      <w:r>
+        <w:rPr>
+          <w:lang w:val="uk-UA"/>
+        </w:rPr>
+        <w:t>Рисунок Б.12 – Слайд «Підсумки»</w:t>
+      </w:r>
+    </w:p>
+    <w:p>
+      <w:bookmarkStart w:id="2" w:name="_GoBack"/>
+      <w:bookmarkEnd w:id="2"/>
     </w:p>
     <w:sectPr>
       <w:headerReference w:type="default" r:id="rId20"/>
@@ -907,7 +1265,7 @@
       <w:rPr>
         <w:noProof/>
       </w:rPr>
-      <w:t>2</w:t>
+      <w:t>7</w:t>
     </w:r>
     <w:r>
       <w:fldChar w:fldCharType="end"/>
